--- a/media/R2601/output_dir/sm/技术依据文件.docx
+++ b/media/R2601/output_dir/sm/技术依据文件.docx
@@ -350,6 +350,106 @@
                 <w:szCs w:val="21"/>
               </w:rPr>
               <w:t xml:space="preserve">2026-04-16</w:t>
+            </w:r>
+          </w:p>
+        </w:tc>
+        <w:tc>
+          <w:tcPr>
+            <w:tcW w:w="893" w:type="pct"/>
+          </w:tcPr>
+          <w:p>
+            <w:pPr>
+              <w:rPr>
+                <w:szCs w:val="21"/>
+                <w:highlight w:val="yellow"/>
+              </w:rPr>
+            </w:pPr>
+            <w:r>
+              <w:rPr>
+                <w:rFonts w:hint="eastAsia"/>
+                <w:szCs w:val="21"/>
+              </w:rPr>
+              <w:t xml:space="preserve">北京航天时代光电科技有限公司</w:t>
+            </w:r>
+          </w:p>
+        </w:tc>
+      </w:tr>
+      <w:tr>
+        <w:tc>
+          <w:tcPr>
+            <w:tcW w:w="384" w:type="pct"/>
+          </w:tcPr>
+          <w:p>
+            <w:pPr>
+              <w:numPr>
+                <w:ilvl w:val="0"/>
+                <w:numId w:val="4"/>
+              </w:numPr>
+              <w:jc w:val="center"/>
+              <w:rPr>
+                <w:szCs w:val="21"/>
+              </w:rPr>
+            </w:pPr>
+          </w:p>
+        </w:tc>
+        <w:tc>
+          <w:tcPr>
+            <w:tcW w:w="1489" w:type="pct"/>
+          </w:tcPr>
+          <w:p>
+            <w:pPr>
+              <w:rPr>
+                <w:iCs/>
+                <w:szCs w:val="21"/>
+                <w:highlight w:val="yellow"/>
+              </w:rPr>
+            </w:pPr>
+            <w:r>
+              <w:rPr>
+                <w:rFonts w:hint="eastAsia"/>
+                <w:szCs w:val="21"/>
+              </w:rPr>
+              <w:t xml:space="preserve">标校软件需求规格说明</w:t>
+            </w:r>
+          </w:p>
+        </w:tc>
+        <w:tc>
+          <w:tcPr>
+            <w:tcW w:w="1497" w:type="pct"/>
+          </w:tcPr>
+          <w:p>
+            <w:pPr>
+              <w:rPr>
+                <w:szCs w:val="21"/>
+                <w:highlight w:val="yellow"/>
+              </w:rPr>
+            </w:pPr>
+            <w:r>
+              <w:rPr>
+                <w:rFonts w:hint="eastAsia"/>
+                <w:szCs w:val="21"/>
+              </w:rPr>
+              <w:t xml:space="preserve">T/21352/01/XQ-1.01</w:t>
+            </w:r>
+          </w:p>
+        </w:tc>
+        <w:tc>
+          <w:tcPr>
+            <w:tcW w:w="737" w:type="pct"/>
+          </w:tcPr>
+          <w:p>
+            <w:pPr>
+              <w:rPr>
+                <w:szCs w:val="21"/>
+                <w:highlight w:val="yellow"/>
+              </w:rPr>
+            </w:pPr>
+            <w:r>
+              <w:rPr>
+                <w:rFonts w:hint="eastAsia"/>
+                <w:szCs w:val="21"/>
+              </w:rPr>
+              <w:t xml:space="preserve">2026-04-24</w:t>
             </w:r>
           </w:p>
         </w:tc>
